--- a/Sprint20260921-20261002/HERO-68848_20260930_120214.docx
+++ b/Sprint20260921-20261002/HERO-68848_20260930_120214.docx
@@ -317,21 +317,6 @@
           <w:u w:val="none"/>
         </w:rPr>
         <w:t>Test Environment .................................... 6</w:t>
-      </w:r>
-    </w:p>
-    <w:p>
-      <w:pPr>
-        <w:spacing w:before="0" w:after="80"/>
-      </w:pPr>
-      <w:r>
-        <w:rPr>
-          <w:rFonts w:ascii="Arial" w:hAnsi="Arial" w:eastAsia="Arial" w:cs="Arial"/>
-          <w:b w:val="0"/>
-          <w:color w:val="000000"/>
-          <w:sz w:val="20"/>
-          <w:u w:val="none"/>
-        </w:rPr>
-        <w:t>Appendix .................................... 6</w:t>
       </w:r>
     </w:p>
     <w:p>
@@ -2245,668 +2230,6 @@
           <w:u w:val="none"/>
         </w:rPr>
         <w:t>• Infrasys POS Version: 1.2.116.0 or above</w:t>
-      </w:r>
-    </w:p>
-    <w:p>
-      <w:pPr>
-        <w:spacing w:before="200" w:after="120"/>
-      </w:pPr>
-      <w:r>
-        <w:rPr>
-          <w:rFonts w:ascii="Arial" w:hAnsi="Arial" w:eastAsia="Arial" w:cs="Arial"/>
-          <w:b/>
-          <w:color w:val="000000"/>
-          <w:sz w:val="26"/>
-          <w:u w:val="single"/>
-        </w:rPr>
-        <w:t>Appendix</w:t>
-      </w:r>
-    </w:p>
-    <w:p>
-      <w:pPr>
-        <w:spacing w:before="0" w:after="40"/>
-        <w:ind w:left="360" w:hanging="240"/>
-      </w:pPr>
-      <w:r>
-        <w:rPr>
-          <w:rFonts w:ascii="Arial" w:hAnsi="Arial" w:eastAsia="Arial" w:cs="Arial"/>
-          <w:b w:val="0"/>
-          <w:color w:val="000000"/>
-          <w:sz w:val="20"/>
-          <w:u w:val="none"/>
-        </w:rPr>
-        <w:t>• Acceptance Criteria (from JIRA HERO-68848)</w:t>
-      </w:r>
-    </w:p>
-    <w:p>
-      <w:pPr>
-        <w:spacing w:before="0" w:after="40"/>
-        <w:ind w:left="720" w:hanging="240"/>
-      </w:pPr>
-      <w:r>
-        <w:rPr>
-          <w:rFonts w:ascii="Arial" w:hAnsi="Arial" w:eastAsia="Arial" w:cs="Arial"/>
-          <w:b w:val="0"/>
-          <w:color w:val="000000"/>
-          <w:sz w:val="20"/>
-          <w:u w:val="none"/>
-        </w:rPr>
-        <w:t>• The endpoints below should return only active records for the shop's config zone:</w:t>
-      </w:r>
-    </w:p>
-    <w:p>
-      <w:pPr>
-        <w:spacing w:before="0" w:after="40"/>
-        <w:ind w:left="1080" w:hanging="240"/>
-      </w:pPr>
-      <w:r>
-        <w:rPr>
-          <w:rFonts w:ascii="Arial" w:hAnsi="Arial" w:eastAsia="Arial" w:cs="Arial"/>
-          <w:b w:val="0"/>
-          <w:color w:val="000000"/>
-          <w:sz w:val="20"/>
-          <w:u w:val="none"/>
-        </w:rPr>
-        <w:t>• GET /shops/{shopCode}/discount_types - Retrieve all discount types.</w:t>
-      </w:r>
-    </w:p>
-    <w:p>
-      <w:pPr>
-        <w:spacing w:before="0" w:after="40"/>
-        <w:ind w:left="1080" w:hanging="240"/>
-      </w:pPr>
-      <w:r>
-        <w:rPr>
-          <w:rFonts w:ascii="Arial" w:hAnsi="Arial" w:eastAsia="Arial" w:cs="Arial"/>
-          <w:b w:val="0"/>
-          <w:color w:val="000000"/>
-          <w:sz w:val="20"/>
-          <w:u w:val="none"/>
-        </w:rPr>
-        <w:t>• GET /shops/{shopCode}/extra_charges - Retrieve all extra charges.</w:t>
-      </w:r>
-    </w:p>
-    <w:p>
-      <w:pPr>
-        <w:spacing w:before="0" w:after="40"/>
-        <w:ind w:left="720" w:hanging="240"/>
-      </w:pPr>
-      <w:r>
-        <w:rPr>
-          <w:rFonts w:ascii="Arial" w:hAnsi="Arial" w:eastAsia="Arial" w:cs="Arial"/>
-          <w:b w:val="0"/>
-          <w:color w:val="000000"/>
-          <w:sz w:val="20"/>
-          <w:u w:val="none"/>
-        </w:rPr>
-        <w:t>• In enterprise, the discount type / extra charge status can be overridden in a sub config zone. The overridden status must be applied (re-filtered) instead of filtering the active status on the supreme/base record only.</w:t>
-      </w:r>
-    </w:p>
-    <w:tbl>
-      <w:tblPr>
-        <w:tblStyle w:val="TableGrid"/>
-        <w:tblW w:type="auto" w:w="0"/>
-        <w:jc w:val="left"/>
-        <w:tblLook w:firstColumn="1" w:firstRow="1" w:lastColumn="0" w:lastRow="0" w:noHBand="0" w:noVBand="1" w:val="04A0"/>
-      </w:tblPr>
-      <w:tblGrid>
-        <w:gridCol w:w="1728"/>
-        <w:gridCol w:w="1728"/>
-        <w:gridCol w:w="1728"/>
-        <w:gridCol w:w="1728"/>
-        <w:gridCol w:w="1728"/>
-      </w:tblGrid>
-      <w:tr>
-        <w:tc>
-          <w:tcPr>
-            <w:tcW w:type="dxa" w:w="1728"/>
-          </w:tcPr>
-          <w:p>
-            <w:pPr>
-              <w:spacing w:before="0" w:after="20"/>
-            </w:pPr>
-            <w:r/>
-            <w:r>
-              <w:rPr>
-                <w:rFonts w:ascii="Arial" w:hAnsi="Arial" w:eastAsia="Arial" w:cs="Arial"/>
-                <w:b/>
-                <w:color w:val="000000"/>
-                <w:sz w:val="18"/>
-                <w:u w:val="none"/>
-              </w:rPr>
-              <w:t>#</w:t>
-            </w:r>
-          </w:p>
-        </w:tc>
-        <w:tc>
-          <w:tcPr>
-            <w:tcW w:type="dxa" w:w="1728"/>
-          </w:tcPr>
-          <w:p>
-            <w:pPr>
-              <w:spacing w:before="0" w:after="20"/>
-            </w:pPr>
-            <w:r/>
-            <w:r>
-              <w:rPr>
-                <w:rFonts w:ascii="Arial" w:hAnsi="Arial" w:eastAsia="Arial" w:cs="Arial"/>
-                <w:b/>
-                <w:color w:val="000000"/>
-                <w:sz w:val="18"/>
-                <w:u w:val="none"/>
-              </w:rPr>
-              <w:t>Supreme (base)</w:t>
-            </w:r>
-          </w:p>
-        </w:tc>
-        <w:tc>
-          <w:tcPr>
-            <w:tcW w:type="dxa" w:w="1728"/>
-          </w:tcPr>
-          <w:p>
-            <w:pPr>
-              <w:spacing w:before="0" w:after="20"/>
-            </w:pPr>
-            <w:r/>
-            <w:r>
-              <w:rPr>
-                <w:rFonts w:ascii="Arial" w:hAnsi="Arial" w:eastAsia="Arial" w:cs="Arial"/>
-                <w:b/>
-                <w:color w:val="000000"/>
-                <w:sz w:val="18"/>
-                <w:u w:val="none"/>
-              </w:rPr>
-              <w:t>Sub config zone override</w:t>
-            </w:r>
-          </w:p>
-        </w:tc>
-        <w:tc>
-          <w:tcPr>
-            <w:tcW w:type="dxa" w:w="1728"/>
-          </w:tcPr>
-          <w:p>
-            <w:pPr>
-              <w:spacing w:before="0" w:after="20"/>
-            </w:pPr>
-            <w:r/>
-            <w:r>
-              <w:rPr>
-                <w:rFonts w:ascii="Arial" w:hAnsi="Arial" w:eastAsia="Arial" w:cs="Arial"/>
-                <w:b/>
-                <w:color w:val="000000"/>
-                <w:sz w:val="18"/>
-                <w:u w:val="none"/>
-              </w:rPr>
-              <w:t>Current (before fix)</w:t>
-            </w:r>
-          </w:p>
-        </w:tc>
-        <w:tc>
-          <w:tcPr>
-            <w:tcW w:type="dxa" w:w="1728"/>
-          </w:tcPr>
-          <w:p>
-            <w:pPr>
-              <w:spacing w:before="0" w:after="20"/>
-            </w:pPr>
-            <w:r/>
-            <w:r>
-              <w:rPr>
-                <w:rFonts w:ascii="Arial" w:hAnsi="Arial" w:eastAsia="Arial" w:cs="Arial"/>
-                <w:b/>
-                <w:color w:val="000000"/>
-                <w:sz w:val="18"/>
-                <w:u w:val="none"/>
-              </w:rPr>
-              <w:t>Expected (after fix)</w:t>
-            </w:r>
-          </w:p>
-        </w:tc>
-      </w:tr>
-      <w:tr>
-        <w:tc>
-          <w:tcPr>
-            <w:tcW w:type="dxa" w:w="1728"/>
-          </w:tcPr>
-          <w:p>
-            <w:pPr>
-              <w:spacing w:before="0" w:after="20"/>
-            </w:pPr>
-            <w:r/>
-            <w:r>
-              <w:rPr>
-                <w:rFonts w:ascii="Arial" w:hAnsi="Arial" w:eastAsia="Arial" w:cs="Arial"/>
-                <w:b w:val="0"/>
-                <w:color w:val="000000"/>
-                <w:sz w:val="18"/>
-                <w:u w:val="none"/>
-              </w:rPr>
-              <w:t>1</w:t>
-            </w:r>
-          </w:p>
-        </w:tc>
-        <w:tc>
-          <w:tcPr>
-            <w:tcW w:type="dxa" w:w="1728"/>
-          </w:tcPr>
-          <w:p>
-            <w:pPr>
-              <w:spacing w:before="0" w:after="20"/>
-            </w:pPr>
-            <w:r/>
-            <w:r>
-              <w:rPr>
-                <w:rFonts w:ascii="Arial" w:hAnsi="Arial" w:eastAsia="Arial" w:cs="Arial"/>
-                <w:b w:val="0"/>
-                <w:color w:val="000000"/>
-                <w:sz w:val="18"/>
-                <w:u w:val="none"/>
-              </w:rPr>
-              <w:t>Active</w:t>
-            </w:r>
-          </w:p>
-        </w:tc>
-        <w:tc>
-          <w:tcPr>
-            <w:tcW w:type="dxa" w:w="1728"/>
-          </w:tcPr>
-          <w:p>
-            <w:pPr>
-              <w:spacing w:before="0" w:after="20"/>
-            </w:pPr>
-            <w:r/>
-            <w:r>
-              <w:rPr>
-                <w:rFonts w:ascii="Arial" w:hAnsi="Arial" w:eastAsia="Arial" w:cs="Arial"/>
-                <w:b w:val="0"/>
-                <w:color w:val="000000"/>
-                <w:sz w:val="18"/>
-                <w:u w:val="none"/>
-              </w:rPr>
-              <w:t>(none)</w:t>
-            </w:r>
-          </w:p>
-        </w:tc>
-        <w:tc>
-          <w:tcPr>
-            <w:tcW w:type="dxa" w:w="1728"/>
-          </w:tcPr>
-          <w:p>
-            <w:pPr>
-              <w:spacing w:before="0" w:after="20"/>
-            </w:pPr>
-            <w:r/>
-            <w:r>
-              <w:rPr>
-                <w:rFonts w:ascii="Arial" w:hAnsi="Arial" w:eastAsia="Arial" w:cs="Arial"/>
-                <w:b w:val="0"/>
-                <w:color w:val="000000"/>
-                <w:sz w:val="18"/>
-                <w:u w:val="none"/>
-              </w:rPr>
-              <w:t>Returned</w:t>
-            </w:r>
-          </w:p>
-        </w:tc>
-        <w:tc>
-          <w:tcPr>
-            <w:tcW w:type="dxa" w:w="1728"/>
-          </w:tcPr>
-          <w:p>
-            <w:pPr>
-              <w:spacing w:before="0" w:after="20"/>
-            </w:pPr>
-            <w:r/>
-            <w:r>
-              <w:rPr>
-                <w:rFonts w:ascii="Arial" w:hAnsi="Arial" w:eastAsia="Arial" w:cs="Arial"/>
-                <w:b w:val="0"/>
-                <w:color w:val="000000"/>
-                <w:sz w:val="18"/>
-                <w:u w:val="none"/>
-              </w:rPr>
-              <w:t>Returned</w:t>
-            </w:r>
-          </w:p>
-        </w:tc>
-      </w:tr>
-      <w:tr>
-        <w:tc>
-          <w:tcPr>
-            <w:tcW w:type="dxa" w:w="1728"/>
-          </w:tcPr>
-          <w:p>
-            <w:pPr>
-              <w:spacing w:before="0" w:after="20"/>
-            </w:pPr>
-            <w:r/>
-            <w:r>
-              <w:rPr>
-                <w:rFonts w:ascii="Arial" w:hAnsi="Arial" w:eastAsia="Arial" w:cs="Arial"/>
-                <w:b w:val="0"/>
-                <w:color w:val="000000"/>
-                <w:sz w:val="18"/>
-                <w:u w:val="none"/>
-              </w:rPr>
-              <w:t>2</w:t>
-            </w:r>
-          </w:p>
-        </w:tc>
-        <w:tc>
-          <w:tcPr>
-            <w:tcW w:type="dxa" w:w="1728"/>
-          </w:tcPr>
-          <w:p>
-            <w:pPr>
-              <w:spacing w:before="0" w:after="20"/>
-            </w:pPr>
-            <w:r/>
-            <w:r>
-              <w:rPr>
-                <w:rFonts w:ascii="Arial" w:hAnsi="Arial" w:eastAsia="Arial" w:cs="Arial"/>
-                <w:b w:val="0"/>
-                <w:color w:val="000000"/>
-                <w:sz w:val="18"/>
-                <w:u w:val="none"/>
-              </w:rPr>
-              <w:t>Active</w:t>
-            </w:r>
-          </w:p>
-        </w:tc>
-        <w:tc>
-          <w:tcPr>
-            <w:tcW w:type="dxa" w:w="1728"/>
-          </w:tcPr>
-          <w:p>
-            <w:pPr>
-              <w:spacing w:before="0" w:after="20"/>
-            </w:pPr>
-            <w:r/>
-            <w:r>
-              <w:rPr>
-                <w:rFonts w:ascii="Arial" w:hAnsi="Arial" w:eastAsia="Arial" w:cs="Arial"/>
-                <w:b w:val="0"/>
-                <w:color w:val="000000"/>
-                <w:sz w:val="18"/>
-                <w:u w:val="none"/>
-              </w:rPr>
-              <w:t>Suspended</w:t>
-            </w:r>
-          </w:p>
-        </w:tc>
-        <w:tc>
-          <w:tcPr>
-            <w:tcW w:type="dxa" w:w="1728"/>
-          </w:tcPr>
-          <w:p>
-            <w:pPr>
-              <w:spacing w:before="0" w:after="20"/>
-            </w:pPr>
-            <w:r/>
-            <w:r>
-              <w:rPr>
-                <w:rFonts w:ascii="Arial" w:hAnsi="Arial" w:eastAsia="Arial" w:cs="Arial"/>
-                <w:b w:val="0"/>
-                <w:color w:val="000000"/>
-                <w:sz w:val="18"/>
-                <w:u w:val="none"/>
-              </w:rPr>
-              <w:t>Returned</w:t>
-            </w:r>
-          </w:p>
-        </w:tc>
-        <w:tc>
-          <w:tcPr>
-            <w:tcW w:type="dxa" w:w="1728"/>
-          </w:tcPr>
-          <w:p>
-            <w:pPr>
-              <w:spacing w:before="0" w:after="20"/>
-            </w:pPr>
-            <w:r/>
-            <w:r>
-              <w:rPr>
-                <w:rFonts w:ascii="Arial" w:hAnsi="Arial" w:eastAsia="Arial" w:cs="Arial"/>
-                <w:b w:val="0"/>
-                <w:color w:val="000000"/>
-                <w:sz w:val="18"/>
-                <w:u w:val="none"/>
-              </w:rPr>
-              <w:t>Not returned</w:t>
-            </w:r>
-          </w:p>
-        </w:tc>
-      </w:tr>
-      <w:tr>
-        <w:tc>
-          <w:tcPr>
-            <w:tcW w:type="dxa" w:w="1728"/>
-          </w:tcPr>
-          <w:p>
-            <w:pPr>
-              <w:spacing w:before="0" w:after="20"/>
-            </w:pPr>
-            <w:r/>
-            <w:r>
-              <w:rPr>
-                <w:rFonts w:ascii="Arial" w:hAnsi="Arial" w:eastAsia="Arial" w:cs="Arial"/>
-                <w:b w:val="0"/>
-                <w:color w:val="000000"/>
-                <w:sz w:val="18"/>
-                <w:u w:val="none"/>
-              </w:rPr>
-              <w:t>3</w:t>
-            </w:r>
-          </w:p>
-        </w:tc>
-        <w:tc>
-          <w:tcPr>
-            <w:tcW w:type="dxa" w:w="1728"/>
-          </w:tcPr>
-          <w:p>
-            <w:pPr>
-              <w:spacing w:before="0" w:after="20"/>
-            </w:pPr>
-            <w:r/>
-            <w:r>
-              <w:rPr>
-                <w:rFonts w:ascii="Arial" w:hAnsi="Arial" w:eastAsia="Arial" w:cs="Arial"/>
-                <w:b w:val="0"/>
-                <w:color w:val="000000"/>
-                <w:sz w:val="18"/>
-                <w:u w:val="none"/>
-              </w:rPr>
-              <w:t>Suspended</w:t>
-            </w:r>
-          </w:p>
-        </w:tc>
-        <w:tc>
-          <w:tcPr>
-            <w:tcW w:type="dxa" w:w="1728"/>
-          </w:tcPr>
-          <w:p>
-            <w:pPr>
-              <w:spacing w:before="0" w:after="20"/>
-            </w:pPr>
-            <w:r/>
-            <w:r>
-              <w:rPr>
-                <w:rFonts w:ascii="Arial" w:hAnsi="Arial" w:eastAsia="Arial" w:cs="Arial"/>
-                <w:b w:val="0"/>
-                <w:color w:val="000000"/>
-                <w:sz w:val="18"/>
-                <w:u w:val="none"/>
-              </w:rPr>
-              <w:t>(none)</w:t>
-            </w:r>
-          </w:p>
-        </w:tc>
-        <w:tc>
-          <w:tcPr>
-            <w:tcW w:type="dxa" w:w="1728"/>
-          </w:tcPr>
-          <w:p>
-            <w:pPr>
-              <w:spacing w:before="0" w:after="20"/>
-            </w:pPr>
-            <w:r/>
-            <w:r>
-              <w:rPr>
-                <w:rFonts w:ascii="Arial" w:hAnsi="Arial" w:eastAsia="Arial" w:cs="Arial"/>
-                <w:b w:val="0"/>
-                <w:color w:val="000000"/>
-                <w:sz w:val="18"/>
-                <w:u w:val="none"/>
-              </w:rPr>
-              <w:t>Not returned</w:t>
-            </w:r>
-          </w:p>
-        </w:tc>
-        <w:tc>
-          <w:tcPr>
-            <w:tcW w:type="dxa" w:w="1728"/>
-          </w:tcPr>
-          <w:p>
-            <w:pPr>
-              <w:spacing w:before="0" w:after="20"/>
-            </w:pPr>
-            <w:r/>
-            <w:r>
-              <w:rPr>
-                <w:rFonts w:ascii="Arial" w:hAnsi="Arial" w:eastAsia="Arial" w:cs="Arial"/>
-                <w:b w:val="0"/>
-                <w:color w:val="000000"/>
-                <w:sz w:val="18"/>
-                <w:u w:val="none"/>
-              </w:rPr>
-              <w:t>Not returned</w:t>
-            </w:r>
-          </w:p>
-        </w:tc>
-      </w:tr>
-      <w:tr>
-        <w:tc>
-          <w:tcPr>
-            <w:tcW w:type="dxa" w:w="1728"/>
-          </w:tcPr>
-          <w:p>
-            <w:pPr>
-              <w:spacing w:before="0" w:after="20"/>
-            </w:pPr>
-            <w:r/>
-            <w:r>
-              <w:rPr>
-                <w:rFonts w:ascii="Arial" w:hAnsi="Arial" w:eastAsia="Arial" w:cs="Arial"/>
-                <w:b w:val="0"/>
-                <w:color w:val="000000"/>
-                <w:sz w:val="18"/>
-                <w:u w:val="none"/>
-              </w:rPr>
-              <w:t>4</w:t>
-            </w:r>
-          </w:p>
-        </w:tc>
-        <w:tc>
-          <w:tcPr>
-            <w:tcW w:type="dxa" w:w="1728"/>
-          </w:tcPr>
-          <w:p>
-            <w:pPr>
-              <w:spacing w:before="0" w:after="20"/>
-            </w:pPr>
-            <w:r/>
-            <w:r>
-              <w:rPr>
-                <w:rFonts w:ascii="Arial" w:hAnsi="Arial" w:eastAsia="Arial" w:cs="Arial"/>
-                <w:b w:val="0"/>
-                <w:color w:val="000000"/>
-                <w:sz w:val="18"/>
-                <w:u w:val="none"/>
-              </w:rPr>
-              <w:t>Suspended</w:t>
-            </w:r>
-          </w:p>
-        </w:tc>
-        <w:tc>
-          <w:tcPr>
-            <w:tcW w:type="dxa" w:w="1728"/>
-          </w:tcPr>
-          <w:p>
-            <w:pPr>
-              <w:spacing w:before="0" w:after="20"/>
-            </w:pPr>
-            <w:r/>
-            <w:r>
-              <w:rPr>
-                <w:rFonts w:ascii="Arial" w:hAnsi="Arial" w:eastAsia="Arial" w:cs="Arial"/>
-                <w:b w:val="0"/>
-                <w:color w:val="000000"/>
-                <w:sz w:val="18"/>
-                <w:u w:val="none"/>
-              </w:rPr>
-              <w:t>Active</w:t>
-            </w:r>
-          </w:p>
-        </w:tc>
-        <w:tc>
-          <w:tcPr>
-            <w:tcW w:type="dxa" w:w="1728"/>
-          </w:tcPr>
-          <w:p>
-            <w:pPr>
-              <w:spacing w:before="0" w:after="20"/>
-            </w:pPr>
-            <w:r/>
-            <w:r>
-              <w:rPr>
-                <w:rFonts w:ascii="Arial" w:hAnsi="Arial" w:eastAsia="Arial" w:cs="Arial"/>
-                <w:b w:val="0"/>
-                <w:color w:val="000000"/>
-                <w:sz w:val="18"/>
-                <w:u w:val="none"/>
-              </w:rPr>
-              <w:t>Not returned</w:t>
-            </w:r>
-          </w:p>
-        </w:tc>
-        <w:tc>
-          <w:tcPr>
-            <w:tcW w:type="dxa" w:w="1728"/>
-          </w:tcPr>
-          <w:p>
-            <w:pPr>
-              <w:spacing w:before="0" w:after="20"/>
-            </w:pPr>
-            <w:r/>
-            <w:r>
-              <w:rPr>
-                <w:rFonts w:ascii="Arial" w:hAnsi="Arial" w:eastAsia="Arial" w:cs="Arial"/>
-                <w:b w:val="0"/>
-                <w:color w:val="000000"/>
-                <w:sz w:val="18"/>
-                <w:u w:val="none"/>
-              </w:rPr>
-              <w:t>Returned</w:t>
-            </w:r>
-          </w:p>
-        </w:tc>
-      </w:tr>
-    </w:tbl>
-    <w:p/>
-    <w:p>
-      <w:pPr>
-        <w:spacing w:before="0" w:after="40"/>
-        <w:ind w:left="360" w:hanging="240"/>
-      </w:pPr>
-      <w:r>
-        <w:rPr>
-          <w:rFonts w:ascii="Arial" w:hAnsi="Arial" w:eastAsia="Arial" w:cs="Arial"/>
-          <w:b w:val="0"/>
-          <w:color w:val="000000"/>
-          <w:sz w:val="20"/>
-          <w:u w:val="none"/>
-        </w:rPr>
-        <w:t>• Release Notes: POSGAPI 10.21.0 (Infrasys POS version 1.2.116.0) - fixed an issue where the overridden "Status" field in the sub-config zone was not applied in the "Retrieve all discount types" and "Retrieve all extra charges" API endpoints.</w:t>
       </w:r>
     </w:p>
     <w:sectPr>
